--- a/Examples/Data/Golds/ReportingEngine.Operators Gold.docx
+++ b/Examples/Data/Golds/ReportingEngine.Operators Gold.docx
@@ -1,6 +1,7 @@
 
 <file path=word/document.xml><?xml version="1.0" encoding="utf-8"?>
-<w:document xmlns:wpc="http://schemas.microsoft.com/office/word/2010/wordprocessingCanvas" xmlns:cx="http://schemas.microsoft.com/office/drawing/2014/chartex" xmlns:cx1="http://schemas.microsoft.com/office/drawing/2015/9/8/chartex" xmlns:mc="http://schemas.openxmlformats.org/markup-compatibility/2006" xmlns:o="urn:schemas-microsoft-com:office:office" xmlns:r="http://schemas.openxmlformats.org/officeDocument/2006/relationships" xmlns:m="http://schemas.openxmlformats.org/officeDocument/2006/math" xmlns:v="urn:schemas-microsoft-com:vml" xmlns:wp14="http://schemas.microsoft.com/office/word/2010/wordprocessingDrawing" xmlns:wp="http://schemas.openxmlformats.org/drawingml/2006/wordprocessingDrawing" xmlns:w10="urn:schemas-microsoft-com:office:word" xmlns:w="http://schemas.openxmlformats.org/wordprocessingml/2006/main" xmlns:w14="http://schemas.microsoft.com/office/word/2010/wordml" xmlns:w15="http://schemas.microsoft.com/office/word/2012/wordml" xmlns:w16se="http://schemas.microsoft.com/office/word/2015/wordml/symex" xmlns:wpg="http://schemas.microsoft.com/office/word/2010/wordprocessingGroup" xmlns:wpi="http://schemas.microsoft.com/office/word/2010/wordprocessingInk" xmlns:wne="http://schemas.microsoft.com/office/word/2006/wordml" xmlns:wps="http://schemas.microsoft.com/office/word/2010/wordprocessingShape" mc:Ignorable="w14 w15 w16se wp14">
+<w:document xmlns:wpc="http://schemas.microsoft.com/office/word/2010/wordprocessingCanvas" xmlns:cx="http://schemas.microsoft.com/office/drawing/2014/chartex" xmlns:cx1="http://schemas.microsoft.com/office/drawing/2015/9/8/chartex" xmlns:cx2="http://schemas.microsoft.com/office/drawing/2015/10/21/chartex" xmlns:cx3="http://schemas.microsoft.com/office/drawing/2016/5/9/chartex" xmlns:cx4="http://schemas.microsoft.com/office/drawing/2016/5/10/chartex" xmlns:cx5="http://schemas.microsoft.com/office/drawing/2016/5/11/chartex" xmlns:mc="http://schemas.openxmlformats.org/markup-compatibility/2006" xmlns:o="urn:schemas-microsoft-com:office:office" xmlns:r="http://schemas.openxmlformats.org/officeDocument/2006/relationships" xmlns:m="http://schemas.openxmlformats.org/officeDocument/2006/math" xmlns:v="urn:schemas-microsoft-com:vml" xmlns:wp14="http://schemas.microsoft.com/office/word/2010/wordprocessingDrawing" xmlns:wp="http://schemas.openxmlformats.org/drawingml/2006/wordprocessingDrawing" xmlns:w10="urn:schemas-microsoft-com:office:word" xmlns:w="http://schemas.openxmlformats.org/wordprocessingml/2006/main" xmlns:w14="http://schemas.microsoft.com/office/word/2010/wordml" xmlns:w15="http://schemas.microsoft.com/office/word/2012/wordml" xmlns:wne="http://schemas.microsoft.com/office/word/2006/wordml" xmlns:wpg="http://schemas.microsoft.com/office/word/2010/wordprocessingGroup" xmlns:wpi="http://schemas.microsoft.com/office/word/2010/wordprocessingInk" xmlns:wps="http://schemas.microsoft.com/office/word/2010/wordprocessingShape" mc:Ignorable="w14 w15 wp14">
+  <!-- Generated by Aspose.Words for Java 26.3.0 -->
   <w:body>
     <w:p>
       <w:pPr>
@@ -24,13 +25,18 @@
           <w:insideV w:val="single" w:sz="4" w:space="0" w:color="auto"/>
         </w:tblBorders>
         <w:tblLayout w:type="fixed"/>
-        <w:tblLook w:val="0000" w:firstRow="0" w:lastRow="0" w:firstColumn="0" w:lastColumn="0" w:noHBand="0" w:noVBand="0"/>
+        <w:tblLook w:val="0000"/>
       </w:tblPr>
       <w:tblGrid>
         <w:gridCol w:w="1194"/>
         <w:gridCol w:w="7165"/>
       </w:tblGrid>
       <w:tr>
+        <w:tblPrEx>
+          <w:tblW w:w="8359" w:type="dxa"/>
+          <w:tblLayout w:type="fixed"/>
+          <w:tblLook w:val="0000"/>
+        </w:tblPrEx>
         <w:tc>
           <w:tcPr>
             <w:tcW w:w="1194" w:type="dxa"/>
@@ -71,6 +77,11 @@
         </w:tc>
       </w:tr>
       <w:tr>
+        <w:tblPrEx>
+          <w:tblW w:w="8359" w:type="dxa"/>
+          <w:tblLayout w:type="fixed"/>
+          <w:tblLook w:val="0000"/>
+        </w:tblPrEx>
         <w:tc>
           <w:tcPr>
             <w:tcW w:w="1194" w:type="dxa"/>
@@ -100,6 +111,11 @@
         </w:tc>
       </w:tr>
       <w:tr>
+        <w:tblPrEx>
+          <w:tblW w:w="8359" w:type="dxa"/>
+          <w:tblLayout w:type="fixed"/>
+          <w:tblLook w:val="0000"/>
+        </w:tblPrEx>
         <w:tc>
           <w:tcPr>
             <w:tcW w:w="1194" w:type="dxa"/>
@@ -126,34 +142,42 @@
         </w:tc>
       </w:tr>
       <w:tr>
-        <w:tc>
-          <w:tcPr>
-            <w:tcW w:w="1194" w:type="dxa"/>
-            <w:vMerge/>
-          </w:tcPr>
-          <w:p>
-            <w:pPr>
-              <w:pStyle w:val="Table"/>
-            </w:pPr>
-          </w:p>
-        </w:tc>
-        <w:tc>
-          <w:tcPr>
-            <w:tcW w:w="7165" w:type="dxa"/>
-          </w:tcPr>
-          <w:p>
-            <w:pPr>
-              <w:pStyle w:val="Table"/>
-            </w:pPr>
-            <w:r>
-              <w:t>ApiExamples.TestData.TestClasses.NumericTestClass</w:t>
-            </w:r>
-            <w:bookmarkStart w:id="0" w:name="_GoBack"/>
-            <w:bookmarkEnd w:id="0"/>
-          </w:p>
-        </w:tc>
-      </w:tr>
-      <w:tr>
+        <w:tblPrEx>
+          <w:tblW w:w="8359" w:type="dxa"/>
+          <w:tblLayout w:type="fixed"/>
+          <w:tblLook w:val="0000"/>
+        </w:tblPrEx>
+        <w:tc>
+          <w:tcPr>
+            <w:tcW w:w="1194" w:type="dxa"/>
+            <w:vMerge/>
+          </w:tcPr>
+          <w:p>
+            <w:pPr>
+              <w:pStyle w:val="Table"/>
+            </w:pPr>
+          </w:p>
+        </w:tc>
+        <w:tc>
+          <w:tcPr>
+            <w:tcW w:w="7165" w:type="dxa"/>
+          </w:tcPr>
+          <w:p>
+            <w:pPr>
+              <w:pStyle w:val="Table"/>
+            </w:pPr>
+            <w:r>
+              <w:t>1</w:t>
+            </w:r>
+          </w:p>
+        </w:tc>
+      </w:tr>
+      <w:tr>
+        <w:tblPrEx>
+          <w:tblW w:w="8359" w:type="dxa"/>
+          <w:tblLayout w:type="fixed"/>
+          <w:tblLook w:val="0000"/>
+        </w:tblPrEx>
         <w:tc>
           <w:tcPr>
             <w:tcW w:w="1194" w:type="dxa"/>
@@ -180,6 +204,11 @@
         </w:tc>
       </w:tr>
       <w:tr>
+        <w:tblPrEx>
+          <w:tblW w:w="8359" w:type="dxa"/>
+          <w:tblLayout w:type="fixed"/>
+          <w:tblLook w:val="0000"/>
+        </w:tblPrEx>
         <w:tc>
           <w:tcPr>
             <w:tcW w:w="1194" w:type="dxa"/>
@@ -209,32 +238,42 @@
         </w:tc>
       </w:tr>
       <w:tr>
-        <w:tc>
-          <w:tcPr>
-            <w:tcW w:w="1194" w:type="dxa"/>
-            <w:vMerge/>
-          </w:tcPr>
-          <w:p>
-            <w:pPr>
-              <w:pStyle w:val="Table"/>
-            </w:pPr>
-          </w:p>
-        </w:tc>
-        <w:tc>
-          <w:tcPr>
-            <w:tcW w:w="7165" w:type="dxa"/>
-          </w:tcPr>
-          <w:p>
-            <w:pPr>
-              <w:pStyle w:val="Table"/>
-            </w:pPr>
-            <w:r>
-              <w:t>False</w:t>
-            </w:r>
-          </w:p>
-        </w:tc>
-      </w:tr>
-      <w:tr>
+        <w:tblPrEx>
+          <w:tblW w:w="8359" w:type="dxa"/>
+          <w:tblLayout w:type="fixed"/>
+          <w:tblLook w:val="0000"/>
+        </w:tblPrEx>
+        <w:tc>
+          <w:tcPr>
+            <w:tcW w:w="1194" w:type="dxa"/>
+            <w:vMerge/>
+          </w:tcPr>
+          <w:p>
+            <w:pPr>
+              <w:pStyle w:val="Table"/>
+            </w:pPr>
+          </w:p>
+        </w:tc>
+        <w:tc>
+          <w:tcPr>
+            <w:tcW w:w="7165" w:type="dxa"/>
+          </w:tcPr>
+          <w:p>
+            <w:pPr>
+              <w:pStyle w:val="Table"/>
+            </w:pPr>
+            <w:r>
+              <w:t>false</w:t>
+            </w:r>
+          </w:p>
+        </w:tc>
+      </w:tr>
+      <w:tr>
+        <w:tblPrEx>
+          <w:tblW w:w="8359" w:type="dxa"/>
+          <w:tblLayout w:type="fixed"/>
+          <w:tblLook w:val="0000"/>
+        </w:tblPrEx>
         <w:tc>
           <w:tcPr>
             <w:tcW w:w="1194" w:type="dxa"/>
@@ -261,6 +300,448 @@
         </w:tc>
       </w:tr>
       <w:tr>
+        <w:tblPrEx>
+          <w:tblW w:w="8359" w:type="dxa"/>
+          <w:tblLayout w:type="fixed"/>
+          <w:tblLook w:val="0000"/>
+        </w:tblPrEx>
+        <w:tc>
+          <w:tcPr>
+            <w:tcW w:w="1194" w:type="dxa"/>
+            <w:vMerge/>
+          </w:tcPr>
+          <w:p>
+            <w:pPr>
+              <w:pStyle w:val="Table"/>
+            </w:pPr>
+          </w:p>
+        </w:tc>
+        <w:tc>
+          <w:tcPr>
+            <w:tcW w:w="7165" w:type="dxa"/>
+          </w:tcPr>
+          <w:p>
+            <w:pPr>
+              <w:pStyle w:val="Table"/>
+            </w:pPr>
+            <w:r>
+              <w:t>1.0</w:t>
+            </w:r>
+          </w:p>
+        </w:tc>
+      </w:tr>
+      <w:tr>
+        <w:tblPrEx>
+          <w:tblW w:w="8359" w:type="dxa"/>
+          <w:tblLayout w:type="fixed"/>
+          <w:tblLook w:val="0000"/>
+        </w:tblPrEx>
+        <w:tc>
+          <w:tcPr>
+            <w:tcW w:w="1194" w:type="dxa"/>
+            <w:vMerge w:val="restart"/>
+          </w:tcPr>
+          <w:p>
+            <w:pPr>
+              <w:pStyle w:val="Table"/>
+            </w:pPr>
+            <w:r>
+              <w:t>Binary</w:t>
+            </w:r>
+          </w:p>
+        </w:tc>
+        <w:tc>
+          <w:tcPr>
+            <w:tcW w:w="7165" w:type="dxa"/>
+          </w:tcPr>
+          <w:p>
+            <w:pPr>
+              <w:pStyle w:val="Table"/>
+            </w:pPr>
+            <w:r>
+              <w:t>2.0</w:t>
+            </w:r>
+          </w:p>
+        </w:tc>
+      </w:tr>
+      <w:tr>
+        <w:tblPrEx>
+          <w:tblW w:w="8359" w:type="dxa"/>
+          <w:tblLayout w:type="fixed"/>
+          <w:tblLook w:val="0000"/>
+        </w:tblPrEx>
+        <w:tc>
+          <w:tcPr>
+            <w:tcW w:w="1194" w:type="dxa"/>
+            <w:vMerge/>
+          </w:tcPr>
+          <w:p>
+            <w:pPr>
+              <w:pStyle w:val="Table"/>
+            </w:pPr>
+          </w:p>
+        </w:tc>
+        <w:tc>
+          <w:tcPr>
+            <w:tcW w:w="7165" w:type="dxa"/>
+          </w:tcPr>
+          <w:p>
+            <w:pPr>
+              <w:pStyle w:val="Table"/>
+            </w:pPr>
+            <w:r>
+              <w:t>0.5</w:t>
+            </w:r>
+          </w:p>
+        </w:tc>
+      </w:tr>
+      <w:tr>
+        <w:tblPrEx>
+          <w:tblW w:w="8359" w:type="dxa"/>
+          <w:tblLayout w:type="fixed"/>
+          <w:tblLook w:val="0000"/>
+        </w:tblPrEx>
+        <w:tc>
+          <w:tcPr>
+            <w:tcW w:w="1194" w:type="dxa"/>
+            <w:vMerge/>
+          </w:tcPr>
+          <w:p>
+            <w:pPr>
+              <w:pStyle w:val="Table"/>
+            </w:pPr>
+          </w:p>
+        </w:tc>
+        <w:tc>
+          <w:tcPr>
+            <w:tcW w:w="7165" w:type="dxa"/>
+          </w:tcPr>
+          <w:p>
+            <w:pPr>
+              <w:pStyle w:val="Table"/>
+            </w:pPr>
+            <w:r>
+              <w:t>1.0</w:t>
+            </w:r>
+          </w:p>
+        </w:tc>
+      </w:tr>
+      <w:tr>
+        <w:tblPrEx>
+          <w:tblW w:w="8359" w:type="dxa"/>
+          <w:tblLayout w:type="fixed"/>
+          <w:tblLook w:val="0000"/>
+        </w:tblPrEx>
+        <w:tc>
+          <w:tcPr>
+            <w:tcW w:w="1194" w:type="dxa"/>
+            <w:vMerge/>
+          </w:tcPr>
+          <w:p>
+            <w:pPr>
+              <w:pStyle w:val="Table"/>
+            </w:pPr>
+          </w:p>
+        </w:tc>
+        <w:tc>
+          <w:tcPr>
+            <w:tcW w:w="7165" w:type="dxa"/>
+          </w:tcPr>
+          <w:p>
+            <w:pPr>
+              <w:pStyle w:val="Table"/>
+            </w:pPr>
+            <w:r>
+              <w:t>3.0</w:t>
+            </w:r>
+          </w:p>
+        </w:tc>
+      </w:tr>
+      <w:tr>
+        <w:tblPrEx>
+          <w:tblW w:w="8359" w:type="dxa"/>
+          <w:tblLayout w:type="fixed"/>
+          <w:tblLook w:val="0000"/>
+        </w:tblPrEx>
+        <w:tc>
+          <w:tcPr>
+            <w:tcW w:w="1194" w:type="dxa"/>
+            <w:vMerge/>
+          </w:tcPr>
+          <w:p>
+            <w:pPr>
+              <w:pStyle w:val="Table"/>
+            </w:pPr>
+          </w:p>
+        </w:tc>
+        <w:tc>
+          <w:tcPr>
+            <w:tcW w:w="7165" w:type="dxa"/>
+          </w:tcPr>
+          <w:p>
+            <w:pPr>
+              <w:pStyle w:val="Table"/>
+            </w:pPr>
+            <w:r>
+              <w:t>-1.0</w:t>
+            </w:r>
+          </w:p>
+        </w:tc>
+      </w:tr>
+      <w:tr>
+        <w:tblPrEx>
+          <w:tblW w:w="8359" w:type="dxa"/>
+          <w:tblLayout w:type="fixed"/>
+          <w:tblLook w:val="0000"/>
+        </w:tblPrEx>
+        <w:tc>
+          <w:tcPr>
+            <w:tcW w:w="1194" w:type="dxa"/>
+            <w:vMerge/>
+          </w:tcPr>
+          <w:p>
+            <w:pPr>
+              <w:pStyle w:val="Table"/>
+            </w:pPr>
+          </w:p>
+        </w:tc>
+        <w:tc>
+          <w:tcPr>
+            <w:tcW w:w="7165" w:type="dxa"/>
+          </w:tcPr>
+          <w:p>
+            <w:pPr>
+              <w:pStyle w:val="Table"/>
+            </w:pPr>
+            <w:r>
+              <w:t>8</w:t>
+            </w:r>
+          </w:p>
+        </w:tc>
+      </w:tr>
+      <w:tr>
+        <w:tblPrEx>
+          <w:tblW w:w="8359" w:type="dxa"/>
+          <w:tblLayout w:type="fixed"/>
+          <w:tblLook w:val="0000"/>
+        </w:tblPrEx>
+        <w:tc>
+          <w:tcPr>
+            <w:tcW w:w="1194" w:type="dxa"/>
+            <w:vMerge/>
+          </w:tcPr>
+          <w:p>
+            <w:pPr>
+              <w:pStyle w:val="Table"/>
+            </w:pPr>
+          </w:p>
+        </w:tc>
+        <w:tc>
+          <w:tcPr>
+            <w:tcW w:w="7165" w:type="dxa"/>
+          </w:tcPr>
+          <w:p>
+            <w:pPr>
+              <w:pStyle w:val="Table"/>
+            </w:pPr>
+            <w:r>
+              <w:t>0</w:t>
+            </w:r>
+          </w:p>
+        </w:tc>
+      </w:tr>
+      <w:tr>
+        <w:tblPrEx>
+          <w:tblW w:w="8359" w:type="dxa"/>
+          <w:tblLayout w:type="fixed"/>
+          <w:tblLook w:val="0000"/>
+        </w:tblPrEx>
+        <w:tc>
+          <w:tcPr>
+            <w:tcW w:w="1194" w:type="dxa"/>
+            <w:vMerge/>
+          </w:tcPr>
+          <w:p>
+            <w:pPr>
+              <w:pStyle w:val="Table"/>
+            </w:pPr>
+          </w:p>
+        </w:tc>
+        <w:tc>
+          <w:tcPr>
+            <w:tcW w:w="7165" w:type="dxa"/>
+          </w:tcPr>
+          <w:p>
+            <w:pPr>
+              <w:pStyle w:val="Table"/>
+            </w:pPr>
+            <w:r>
+              <w:t>true</w:t>
+            </w:r>
+          </w:p>
+        </w:tc>
+      </w:tr>
+      <w:tr>
+        <w:tblPrEx>
+          <w:tblW w:w="8359" w:type="dxa"/>
+          <w:tblLayout w:type="fixed"/>
+          <w:tblLook w:val="0000"/>
+        </w:tblPrEx>
+        <w:tc>
+          <w:tcPr>
+            <w:tcW w:w="1194" w:type="dxa"/>
+            <w:vMerge/>
+          </w:tcPr>
+          <w:p>
+            <w:pPr>
+              <w:pStyle w:val="Table"/>
+            </w:pPr>
+          </w:p>
+        </w:tc>
+        <w:tc>
+          <w:tcPr>
+            <w:tcW w:w="7165" w:type="dxa"/>
+          </w:tcPr>
+          <w:p>
+            <w:pPr>
+              <w:pStyle w:val="Table"/>
+            </w:pPr>
+            <w:r>
+              <w:t>false</w:t>
+            </w:r>
+          </w:p>
+        </w:tc>
+      </w:tr>
+      <w:tr>
+        <w:tblPrEx>
+          <w:tblW w:w="8359" w:type="dxa"/>
+          <w:tblLayout w:type="fixed"/>
+          <w:tblLook w:val="0000"/>
+        </w:tblPrEx>
+        <w:tc>
+          <w:tcPr>
+            <w:tcW w:w="1194" w:type="dxa"/>
+            <w:vMerge/>
+          </w:tcPr>
+          <w:p>
+            <w:pPr>
+              <w:pStyle w:val="Table"/>
+            </w:pPr>
+          </w:p>
+        </w:tc>
+        <w:tc>
+          <w:tcPr>
+            <w:tcW w:w="7165" w:type="dxa"/>
+          </w:tcPr>
+          <w:p>
+            <w:pPr>
+              <w:pStyle w:val="Table"/>
+            </w:pPr>
+            <w:r>
+              <w:t>true</w:t>
+            </w:r>
+          </w:p>
+        </w:tc>
+      </w:tr>
+      <w:tr>
+        <w:tblPrEx>
+          <w:tblW w:w="8359" w:type="dxa"/>
+          <w:tblLayout w:type="fixed"/>
+          <w:tblLook w:val="0000"/>
+        </w:tblPrEx>
+        <w:tc>
+          <w:tcPr>
+            <w:tcW w:w="1194" w:type="dxa"/>
+            <w:vMerge/>
+          </w:tcPr>
+          <w:p>
+            <w:pPr>
+              <w:pStyle w:val="Table"/>
+            </w:pPr>
+          </w:p>
+        </w:tc>
+        <w:tc>
+          <w:tcPr>
+            <w:tcW w:w="7165" w:type="dxa"/>
+          </w:tcPr>
+          <w:p>
+            <w:pPr>
+              <w:pStyle w:val="Table"/>
+            </w:pPr>
+            <w:r>
+              <w:t>false</w:t>
+            </w:r>
+          </w:p>
+        </w:tc>
+      </w:tr>
+      <w:tr>
+        <w:tblPrEx>
+          <w:tblW w:w="8359" w:type="dxa"/>
+          <w:tblLayout w:type="fixed"/>
+          <w:tblLook w:val="0000"/>
+        </w:tblPrEx>
+        <w:tc>
+          <w:tcPr>
+            <w:tcW w:w="1194" w:type="dxa"/>
+            <w:vMerge/>
+          </w:tcPr>
+          <w:p>
+            <w:pPr>
+              <w:pStyle w:val="Table"/>
+            </w:pPr>
+          </w:p>
+        </w:tc>
+        <w:tc>
+          <w:tcPr>
+            <w:tcW w:w="7165" w:type="dxa"/>
+          </w:tcPr>
+          <w:p>
+            <w:pPr>
+              <w:pStyle w:val="Table"/>
+            </w:pPr>
+            <w:r>
+              <w:t>false</w:t>
+            </w:r>
+          </w:p>
+        </w:tc>
+      </w:tr>
+      <w:tr>
+        <w:tblPrEx>
+          <w:tblW w:w="8359" w:type="dxa"/>
+          <w:tblLayout w:type="fixed"/>
+          <w:tblLook w:val="0000"/>
+        </w:tblPrEx>
+        <w:tc>
+          <w:tcPr>
+            <w:tcW w:w="1194" w:type="dxa"/>
+            <w:vMerge/>
+          </w:tcPr>
+          <w:p>
+            <w:pPr>
+              <w:pStyle w:val="Table"/>
+            </w:pPr>
+          </w:p>
+        </w:tc>
+        <w:tc>
+          <w:tcPr>
+            <w:tcW w:w="7165" w:type="dxa"/>
+          </w:tcPr>
+          <w:p>
+            <w:pPr>
+              <w:pStyle w:val="Table"/>
+            </w:pPr>
+            <w:r>
+              <w:t>true</w:t>
+            </w:r>
+          </w:p>
+        </w:tc>
+      </w:tr>
+      <w:tr>
+        <w:tblPrEx>
+          <w:tblW w:w="8359" w:type="dxa"/>
+          <w:tblLayout w:type="fixed"/>
+          <w:tblLook w:val="0000"/>
+        </w:tblPrEx>
         <w:tc>
           <w:tcPr>
             <w:tcW w:w="1194" w:type="dxa"/>
@@ -287,6 +768,259 @@
         </w:tc>
       </w:tr>
       <w:tr>
+        <w:tblPrEx>
+          <w:tblW w:w="8359" w:type="dxa"/>
+          <w:tblLayout w:type="fixed"/>
+          <w:tblLook w:val="0000"/>
+        </w:tblPrEx>
+        <w:tc>
+          <w:tcPr>
+            <w:tcW w:w="1194" w:type="dxa"/>
+            <w:vMerge/>
+          </w:tcPr>
+          <w:p>
+            <w:pPr>
+              <w:pStyle w:val="Table"/>
+            </w:pPr>
+          </w:p>
+        </w:tc>
+        <w:tc>
+          <w:tcPr>
+            <w:tcW w:w="7165" w:type="dxa"/>
+          </w:tcPr>
+          <w:p>
+            <w:pPr>
+              <w:pStyle w:val="Table"/>
+            </w:pPr>
+            <w:r>
+              <w:t>2</w:t>
+            </w:r>
+          </w:p>
+        </w:tc>
+      </w:tr>
+      <w:tr>
+        <w:tblPrEx>
+          <w:tblW w:w="8359" w:type="dxa"/>
+          <w:tblLayout w:type="fixed"/>
+          <w:tblLook w:val="0000"/>
+        </w:tblPrEx>
+        <w:tc>
+          <w:tcPr>
+            <w:tcW w:w="1194" w:type="dxa"/>
+            <w:vMerge/>
+          </w:tcPr>
+          <w:p>
+            <w:pPr>
+              <w:pStyle w:val="Table"/>
+            </w:pPr>
+          </w:p>
+        </w:tc>
+        <w:tc>
+          <w:tcPr>
+            <w:tcW w:w="7165" w:type="dxa"/>
+          </w:tcPr>
+          <w:p>
+            <w:pPr>
+              <w:pStyle w:val="Table"/>
+            </w:pPr>
+            <w:r>
+              <w:t>3</w:t>
+            </w:r>
+          </w:p>
+        </w:tc>
+      </w:tr>
+      <w:tr>
+        <w:tblPrEx>
+          <w:tblW w:w="8359" w:type="dxa"/>
+          <w:tblLayout w:type="fixed"/>
+          <w:tblLook w:val="0000"/>
+        </w:tblPrEx>
+        <w:tc>
+          <w:tcPr>
+            <w:tcW w:w="1194" w:type="dxa"/>
+            <w:vMerge/>
+          </w:tcPr>
+          <w:p>
+            <w:pPr>
+              <w:pStyle w:val="Table"/>
+            </w:pPr>
+          </w:p>
+        </w:tc>
+        <w:tc>
+          <w:tcPr>
+            <w:tcW w:w="7165" w:type="dxa"/>
+          </w:tcPr>
+          <w:p>
+            <w:pPr>
+              <w:pStyle w:val="Table"/>
+            </w:pPr>
+            <w:r>
+              <w:t>true</w:t>
+            </w:r>
+          </w:p>
+        </w:tc>
+      </w:tr>
+      <w:tr>
+        <w:tblPrEx>
+          <w:tblW w:w="8359" w:type="dxa"/>
+          <w:tblLayout w:type="fixed"/>
+          <w:tblLook w:val="0000"/>
+        </w:tblPrEx>
+        <w:tc>
+          <w:tcPr>
+            <w:tcW w:w="1194" w:type="dxa"/>
+            <w:vMerge/>
+          </w:tcPr>
+          <w:p>
+            <w:pPr>
+              <w:pStyle w:val="Table"/>
+            </w:pPr>
+          </w:p>
+        </w:tc>
+        <w:tc>
+          <w:tcPr>
+            <w:tcW w:w="7165" w:type="dxa"/>
+          </w:tcPr>
+          <w:p>
+            <w:pPr>
+              <w:pStyle w:val="Table"/>
+            </w:pPr>
+            <w:r>
+              <w:t>false</w:t>
+            </w:r>
+          </w:p>
+        </w:tc>
+      </w:tr>
+      <w:tr>
+        <w:tblPrEx>
+          <w:tblW w:w="8359" w:type="dxa"/>
+          <w:tblLayout w:type="fixed"/>
+          <w:tblLook w:val="0000"/>
+        </w:tblPrEx>
+        <w:tc>
+          <w:tcPr>
+            <w:tcW w:w="1194" w:type="dxa"/>
+            <w:vMerge/>
+          </w:tcPr>
+          <w:p>
+            <w:pPr>
+              <w:pStyle w:val="Table"/>
+            </w:pPr>
+          </w:p>
+        </w:tc>
+        <w:tc>
+          <w:tcPr>
+            <w:tcW w:w="7165" w:type="dxa"/>
+          </w:tcPr>
+          <w:p>
+            <w:pPr>
+              <w:pStyle w:val="Table"/>
+            </w:pPr>
+            <w:r>
+              <w:t>true</w:t>
+            </w:r>
+          </w:p>
+        </w:tc>
+      </w:tr>
+      <w:tr>
+        <w:tblPrEx>
+          <w:tblW w:w="8359" w:type="dxa"/>
+          <w:tblLayout w:type="fixed"/>
+          <w:tblLook w:val="0000"/>
+        </w:tblPrEx>
+        <w:tc>
+          <w:tcPr>
+            <w:tcW w:w="1194" w:type="dxa"/>
+            <w:vMerge/>
+          </w:tcPr>
+          <w:p>
+            <w:pPr>
+              <w:pStyle w:val="Table"/>
+            </w:pPr>
+          </w:p>
+        </w:tc>
+        <w:tc>
+          <w:tcPr>
+            <w:tcW w:w="7165" w:type="dxa"/>
+          </w:tcPr>
+          <w:p>
+            <w:pPr>
+              <w:pStyle w:val="Table"/>
+            </w:pPr>
+            <w:r>
+              <w:t>false</w:t>
+            </w:r>
+          </w:p>
+        </w:tc>
+      </w:tr>
+      <w:tr>
+        <w:tblPrEx>
+          <w:tblW w:w="8359" w:type="dxa"/>
+          <w:tblLayout w:type="fixed"/>
+          <w:tblLook w:val="0000"/>
+        </w:tblPrEx>
+        <w:tc>
+          <w:tcPr>
+            <w:tcW w:w="1194" w:type="dxa"/>
+            <w:vMerge/>
+          </w:tcPr>
+          <w:p>
+            <w:pPr>
+              <w:pStyle w:val="Table"/>
+            </w:pPr>
+          </w:p>
+        </w:tc>
+        <w:tc>
+          <w:tcPr>
+            <w:tcW w:w="7165" w:type="dxa"/>
+          </w:tcPr>
+          <w:p>
+            <w:pPr>
+              <w:pStyle w:val="Table"/>
+            </w:pPr>
+            <w:r>
+              <w:t>3</w:t>
+            </w:r>
+          </w:p>
+        </w:tc>
+      </w:tr>
+      <w:tr>
+        <w:tblPrEx>
+          <w:tblW w:w="8359" w:type="dxa"/>
+          <w:tblLayout w:type="fixed"/>
+          <w:tblLook w:val="0000"/>
+        </w:tblPrEx>
+        <w:tc>
+          <w:tcPr>
+            <w:tcW w:w="1194" w:type="dxa"/>
+            <w:vMerge/>
+          </w:tcPr>
+          <w:p>
+            <w:pPr>
+              <w:pStyle w:val="Table"/>
+            </w:pPr>
+          </w:p>
+        </w:tc>
+        <w:tc>
+          <w:tcPr>
+            <w:tcW w:w="7165" w:type="dxa"/>
+          </w:tcPr>
+          <w:p>
+            <w:pPr>
+              <w:pStyle w:val="Table"/>
+            </w:pPr>
+            <w:r>
+              <w:t>1</w:t>
+            </w:r>
+          </w:p>
+        </w:tc>
+      </w:tr>
+      <w:tr>
+        <w:tblPrEx>
+          <w:tblW w:w="8359" w:type="dxa"/>
+          <w:tblLayout w:type="fixed"/>
+          <w:tblLook w:val="0000"/>
+        </w:tblPrEx>
         <w:tc>
           <w:tcPr>
             <w:tcW w:w="1194" w:type="dxa"/>
@@ -297,581 +1031,6 @@
               <w:pStyle w:val="Table"/>
             </w:pPr>
             <w:r>
-              <w:t>Binary</w:t>
-            </w:r>
-          </w:p>
-        </w:tc>
-        <w:tc>
-          <w:tcPr>
-            <w:tcW w:w="7165" w:type="dxa"/>
-          </w:tcPr>
-          <w:p>
-            <w:pPr>
-              <w:pStyle w:val="Table"/>
-            </w:pPr>
-            <w:r>
-              <w:t>2</w:t>
-            </w:r>
-          </w:p>
-        </w:tc>
-      </w:tr>
-      <w:tr>
-        <w:tc>
-          <w:tcPr>
-            <w:tcW w:w="1194" w:type="dxa"/>
-            <w:vMerge/>
-          </w:tcPr>
-          <w:p>
-            <w:pPr>
-              <w:pStyle w:val="Table"/>
-            </w:pPr>
-          </w:p>
-        </w:tc>
-        <w:tc>
-          <w:tcPr>
-            <w:tcW w:w="7165" w:type="dxa"/>
-          </w:tcPr>
-          <w:p>
-            <w:pPr>
-              <w:pStyle w:val="Table"/>
-            </w:pPr>
-            <w:r>
-              <w:t>0.5</w:t>
-            </w:r>
-          </w:p>
-        </w:tc>
-      </w:tr>
-      <w:tr>
-        <w:tc>
-          <w:tcPr>
-            <w:tcW w:w="1194" w:type="dxa"/>
-            <w:vMerge/>
-          </w:tcPr>
-          <w:p>
-            <w:pPr>
-              <w:pStyle w:val="Table"/>
-            </w:pPr>
-          </w:p>
-        </w:tc>
-        <w:tc>
-          <w:tcPr>
-            <w:tcW w:w="7165" w:type="dxa"/>
-          </w:tcPr>
-          <w:p>
-            <w:pPr>
-              <w:pStyle w:val="Table"/>
-            </w:pPr>
-            <w:r>
-              <w:t>1</w:t>
-            </w:r>
-          </w:p>
-        </w:tc>
-      </w:tr>
-      <w:tr>
-        <w:tc>
-          <w:tcPr>
-            <w:tcW w:w="1194" w:type="dxa"/>
-            <w:vMerge/>
-          </w:tcPr>
-          <w:p>
-            <w:pPr>
-              <w:pStyle w:val="Table"/>
-            </w:pPr>
-          </w:p>
-        </w:tc>
-        <w:tc>
-          <w:tcPr>
-            <w:tcW w:w="7165" w:type="dxa"/>
-          </w:tcPr>
-          <w:p>
-            <w:pPr>
-              <w:pStyle w:val="Table"/>
-            </w:pPr>
-            <w:r>
-              <w:t>3</w:t>
-            </w:r>
-          </w:p>
-        </w:tc>
-      </w:tr>
-      <w:tr>
-        <w:tc>
-          <w:tcPr>
-            <w:tcW w:w="1194" w:type="dxa"/>
-            <w:vMerge/>
-          </w:tcPr>
-          <w:p>
-            <w:pPr>
-              <w:pStyle w:val="Table"/>
-            </w:pPr>
-          </w:p>
-        </w:tc>
-        <w:tc>
-          <w:tcPr>
-            <w:tcW w:w="7165" w:type="dxa"/>
-          </w:tcPr>
-          <w:p>
-            <w:pPr>
-              <w:pStyle w:val="Table"/>
-            </w:pPr>
-            <w:r>
-              <w:t>-1</w:t>
-            </w:r>
-          </w:p>
-        </w:tc>
-      </w:tr>
-      <w:tr>
-        <w:tc>
-          <w:tcPr>
-            <w:tcW w:w="1194" w:type="dxa"/>
-            <w:vMerge/>
-          </w:tcPr>
-          <w:p>
-            <w:pPr>
-              <w:pStyle w:val="Table"/>
-            </w:pPr>
-          </w:p>
-        </w:tc>
-        <w:tc>
-          <w:tcPr>
-            <w:tcW w:w="7165" w:type="dxa"/>
-          </w:tcPr>
-          <w:p>
-            <w:pPr>
-              <w:pStyle w:val="Table"/>
-            </w:pPr>
-            <w:r>
-              <w:t>8</w:t>
-            </w:r>
-          </w:p>
-        </w:tc>
-      </w:tr>
-      <w:tr>
-        <w:tc>
-          <w:tcPr>
-            <w:tcW w:w="1194" w:type="dxa"/>
-            <w:vMerge/>
-          </w:tcPr>
-          <w:p>
-            <w:pPr>
-              <w:pStyle w:val="Table"/>
-            </w:pPr>
-          </w:p>
-        </w:tc>
-        <w:tc>
-          <w:tcPr>
-            <w:tcW w:w="7165" w:type="dxa"/>
-          </w:tcPr>
-          <w:p>
-            <w:pPr>
-              <w:pStyle w:val="Table"/>
-            </w:pPr>
-            <w:r>
-              <w:t>0</w:t>
-            </w:r>
-          </w:p>
-        </w:tc>
-      </w:tr>
-      <w:tr>
-        <w:tc>
-          <w:tcPr>
-            <w:tcW w:w="1194" w:type="dxa"/>
-            <w:vMerge/>
-          </w:tcPr>
-          <w:p>
-            <w:pPr>
-              <w:pStyle w:val="Table"/>
-            </w:pPr>
-          </w:p>
-        </w:tc>
-        <w:tc>
-          <w:tcPr>
-            <w:tcW w:w="7165" w:type="dxa"/>
-          </w:tcPr>
-          <w:p>
-            <w:pPr>
-              <w:pStyle w:val="Table"/>
-            </w:pPr>
-            <w:r>
-              <w:t>True</w:t>
-            </w:r>
-          </w:p>
-        </w:tc>
-      </w:tr>
-      <w:tr>
-        <w:tc>
-          <w:tcPr>
-            <w:tcW w:w="1194" w:type="dxa"/>
-            <w:vMerge/>
-          </w:tcPr>
-          <w:p>
-            <w:pPr>
-              <w:pStyle w:val="Table"/>
-            </w:pPr>
-          </w:p>
-        </w:tc>
-        <w:tc>
-          <w:tcPr>
-            <w:tcW w:w="7165" w:type="dxa"/>
-          </w:tcPr>
-          <w:p>
-            <w:pPr>
-              <w:pStyle w:val="Table"/>
-            </w:pPr>
-            <w:r>
-              <w:t>False</w:t>
-            </w:r>
-          </w:p>
-        </w:tc>
-      </w:tr>
-      <w:tr>
-        <w:tc>
-          <w:tcPr>
-            <w:tcW w:w="1194" w:type="dxa"/>
-            <w:vMerge/>
-          </w:tcPr>
-          <w:p>
-            <w:pPr>
-              <w:pStyle w:val="Table"/>
-            </w:pPr>
-          </w:p>
-        </w:tc>
-        <w:tc>
-          <w:tcPr>
-            <w:tcW w:w="7165" w:type="dxa"/>
-          </w:tcPr>
-          <w:p>
-            <w:pPr>
-              <w:pStyle w:val="Table"/>
-            </w:pPr>
-            <w:r>
-              <w:t>True</w:t>
-            </w:r>
-          </w:p>
-        </w:tc>
-      </w:tr>
-      <w:tr>
-        <w:tc>
-          <w:tcPr>
-            <w:tcW w:w="1194" w:type="dxa"/>
-            <w:vMerge/>
-          </w:tcPr>
-          <w:p>
-            <w:pPr>
-              <w:pStyle w:val="Table"/>
-            </w:pPr>
-          </w:p>
-        </w:tc>
-        <w:tc>
-          <w:tcPr>
-            <w:tcW w:w="7165" w:type="dxa"/>
-          </w:tcPr>
-          <w:p>
-            <w:pPr>
-              <w:pStyle w:val="Table"/>
-            </w:pPr>
-            <w:r>
-              <w:t>False</w:t>
-            </w:r>
-          </w:p>
-        </w:tc>
-      </w:tr>
-      <w:tr>
-        <w:tc>
-          <w:tcPr>
-            <w:tcW w:w="1194" w:type="dxa"/>
-            <w:vMerge/>
-          </w:tcPr>
-          <w:p>
-            <w:pPr>
-              <w:pStyle w:val="Table"/>
-            </w:pPr>
-          </w:p>
-        </w:tc>
-        <w:tc>
-          <w:tcPr>
-            <w:tcW w:w="7165" w:type="dxa"/>
-          </w:tcPr>
-          <w:p>
-            <w:pPr>
-              <w:pStyle w:val="Table"/>
-            </w:pPr>
-            <w:r>
-              <w:t>False</w:t>
-            </w:r>
-          </w:p>
-        </w:tc>
-      </w:tr>
-      <w:tr>
-        <w:tc>
-          <w:tcPr>
-            <w:tcW w:w="1194" w:type="dxa"/>
-            <w:vMerge/>
-          </w:tcPr>
-          <w:p>
-            <w:pPr>
-              <w:pStyle w:val="Table"/>
-            </w:pPr>
-          </w:p>
-        </w:tc>
-        <w:tc>
-          <w:tcPr>
-            <w:tcW w:w="7165" w:type="dxa"/>
-          </w:tcPr>
-          <w:p>
-            <w:pPr>
-              <w:pStyle w:val="Table"/>
-            </w:pPr>
-            <w:r>
-              <w:t>True</w:t>
-            </w:r>
-          </w:p>
-        </w:tc>
-      </w:tr>
-      <w:tr>
-        <w:tc>
-          <w:tcPr>
-            <w:tcW w:w="1194" w:type="dxa"/>
-            <w:vMerge/>
-          </w:tcPr>
-          <w:p>
-            <w:pPr>
-              <w:pStyle w:val="Table"/>
-            </w:pPr>
-          </w:p>
-        </w:tc>
-        <w:tc>
-          <w:tcPr>
-            <w:tcW w:w="7165" w:type="dxa"/>
-          </w:tcPr>
-          <w:p>
-            <w:pPr>
-              <w:pStyle w:val="Table"/>
-            </w:pPr>
-            <w:r>
-              <w:t>1</w:t>
-            </w:r>
-          </w:p>
-        </w:tc>
-      </w:tr>
-      <w:tr>
-        <w:tc>
-          <w:tcPr>
-            <w:tcW w:w="1194" w:type="dxa"/>
-            <w:vMerge/>
-          </w:tcPr>
-          <w:p>
-            <w:pPr>
-              <w:pStyle w:val="Table"/>
-            </w:pPr>
-          </w:p>
-        </w:tc>
-        <w:tc>
-          <w:tcPr>
-            <w:tcW w:w="7165" w:type="dxa"/>
-          </w:tcPr>
-          <w:p>
-            <w:pPr>
-              <w:pStyle w:val="Table"/>
-            </w:pPr>
-            <w:r>
-              <w:t>2</w:t>
-            </w:r>
-          </w:p>
-        </w:tc>
-      </w:tr>
-      <w:tr>
-        <w:tc>
-          <w:tcPr>
-            <w:tcW w:w="1194" w:type="dxa"/>
-            <w:vMerge/>
-          </w:tcPr>
-          <w:p>
-            <w:pPr>
-              <w:pStyle w:val="Table"/>
-            </w:pPr>
-          </w:p>
-        </w:tc>
-        <w:tc>
-          <w:tcPr>
-            <w:tcW w:w="7165" w:type="dxa"/>
-          </w:tcPr>
-          <w:p>
-            <w:pPr>
-              <w:pStyle w:val="Table"/>
-            </w:pPr>
-            <w:r>
-              <w:t>3</w:t>
-            </w:r>
-          </w:p>
-        </w:tc>
-      </w:tr>
-      <w:tr>
-        <w:tc>
-          <w:tcPr>
-            <w:tcW w:w="1194" w:type="dxa"/>
-            <w:vMerge/>
-          </w:tcPr>
-          <w:p>
-            <w:pPr>
-              <w:pStyle w:val="Table"/>
-            </w:pPr>
-          </w:p>
-        </w:tc>
-        <w:tc>
-          <w:tcPr>
-            <w:tcW w:w="7165" w:type="dxa"/>
-          </w:tcPr>
-          <w:p>
-            <w:pPr>
-              <w:pStyle w:val="Table"/>
-            </w:pPr>
-            <w:r>
-              <w:t>True</w:t>
-            </w:r>
-          </w:p>
-        </w:tc>
-      </w:tr>
-      <w:tr>
-        <w:tc>
-          <w:tcPr>
-            <w:tcW w:w="1194" w:type="dxa"/>
-            <w:vMerge/>
-          </w:tcPr>
-          <w:p>
-            <w:pPr>
-              <w:pStyle w:val="Table"/>
-            </w:pPr>
-          </w:p>
-        </w:tc>
-        <w:tc>
-          <w:tcPr>
-            <w:tcW w:w="7165" w:type="dxa"/>
-          </w:tcPr>
-          <w:p>
-            <w:pPr>
-              <w:pStyle w:val="Table"/>
-            </w:pPr>
-            <w:r>
-              <w:t>False</w:t>
-            </w:r>
-          </w:p>
-        </w:tc>
-      </w:tr>
-      <w:tr>
-        <w:tc>
-          <w:tcPr>
-            <w:tcW w:w="1194" w:type="dxa"/>
-            <w:vMerge/>
-          </w:tcPr>
-          <w:p>
-            <w:pPr>
-              <w:pStyle w:val="Table"/>
-            </w:pPr>
-          </w:p>
-        </w:tc>
-        <w:tc>
-          <w:tcPr>
-            <w:tcW w:w="7165" w:type="dxa"/>
-          </w:tcPr>
-          <w:p>
-            <w:pPr>
-              <w:pStyle w:val="Table"/>
-            </w:pPr>
-            <w:r>
-              <w:t>True</w:t>
-            </w:r>
-          </w:p>
-        </w:tc>
-      </w:tr>
-      <w:tr>
-        <w:tc>
-          <w:tcPr>
-            <w:tcW w:w="1194" w:type="dxa"/>
-            <w:vMerge/>
-          </w:tcPr>
-          <w:p>
-            <w:pPr>
-              <w:pStyle w:val="Table"/>
-            </w:pPr>
-          </w:p>
-        </w:tc>
-        <w:tc>
-          <w:tcPr>
-            <w:tcW w:w="7165" w:type="dxa"/>
-          </w:tcPr>
-          <w:p>
-            <w:pPr>
-              <w:pStyle w:val="Table"/>
-            </w:pPr>
-            <w:r>
-              <w:t>False</w:t>
-            </w:r>
-          </w:p>
-        </w:tc>
-      </w:tr>
-      <w:tr>
-        <w:tc>
-          <w:tcPr>
-            <w:tcW w:w="1194" w:type="dxa"/>
-            <w:vMerge/>
-          </w:tcPr>
-          <w:p>
-            <w:pPr>
-              <w:pStyle w:val="Table"/>
-            </w:pPr>
-          </w:p>
-        </w:tc>
-        <w:tc>
-          <w:tcPr>
-            <w:tcW w:w="7165" w:type="dxa"/>
-          </w:tcPr>
-          <w:p>
-            <w:pPr>
-              <w:pStyle w:val="Table"/>
-            </w:pPr>
-            <w:r>
-              <w:t>3</w:t>
-            </w:r>
-          </w:p>
-        </w:tc>
-      </w:tr>
-      <w:tr>
-        <w:tc>
-          <w:tcPr>
-            <w:tcW w:w="1194" w:type="dxa"/>
-            <w:vMerge/>
-          </w:tcPr>
-          <w:p>
-            <w:pPr>
-              <w:pStyle w:val="Table"/>
-            </w:pPr>
-          </w:p>
-        </w:tc>
-        <w:tc>
-          <w:tcPr>
-            <w:tcW w:w="7165" w:type="dxa"/>
-          </w:tcPr>
-          <w:p>
-            <w:pPr>
-              <w:pStyle w:val="Table"/>
-            </w:pPr>
-            <w:r>
-              <w:t>1</w:t>
-            </w:r>
-          </w:p>
-        </w:tc>
-      </w:tr>
-      <w:tr>
-        <w:tc>
-          <w:tcPr>
-            <w:tcW w:w="1194" w:type="dxa"/>
-            <w:vMerge w:val="restart"/>
-          </w:tcPr>
-          <w:p>
-            <w:pPr>
-              <w:pStyle w:val="Table"/>
-            </w:pPr>
-            <w:r>
               <w:t>Ternary</w:t>
             </w:r>
           </w:p>
@@ -888,27 +1047,32 @@
         </w:tc>
       </w:tr>
       <w:tr>
-        <w:tc>
-          <w:tcPr>
-            <w:tcW w:w="1194" w:type="dxa"/>
-            <w:vMerge/>
-          </w:tcPr>
-          <w:p>
-            <w:pPr>
-              <w:pStyle w:val="Table"/>
-            </w:pPr>
-          </w:p>
-        </w:tc>
-        <w:tc>
-          <w:tcPr>
-            <w:tcW w:w="7165" w:type="dxa"/>
-          </w:tcPr>
-          <w:p>
-            <w:pPr>
-              <w:pStyle w:val="Table"/>
-            </w:pPr>
-            <w:r>
-              <w:t>3</w:t>
+        <w:tblPrEx>
+          <w:tblW w:w="8359" w:type="dxa"/>
+          <w:tblLayout w:type="fixed"/>
+          <w:tblLook w:val="0000"/>
+        </w:tblPrEx>
+        <w:tc>
+          <w:tcPr>
+            <w:tcW w:w="1194" w:type="dxa"/>
+            <w:vMerge/>
+          </w:tcPr>
+          <w:p>
+            <w:pPr>
+              <w:pStyle w:val="Table"/>
+            </w:pPr>
+          </w:p>
+        </w:tc>
+        <w:tc>
+          <w:tcPr>
+            <w:tcW w:w="7165" w:type="dxa"/>
+          </w:tcPr>
+          <w:p>
+            <w:pPr>
+              <w:pStyle w:val="Table"/>
+            </w:pPr>
+            <w:r>
+              <w:t>3.0</w:t>
             </w:r>
           </w:p>
         </w:tc>
@@ -932,7 +1096,7 @@
 </file>
 
 <file path=word/styles.xml><?xml version="1.0" encoding="utf-8"?>
-<w:styles xmlns:mc="http://schemas.openxmlformats.org/markup-compatibility/2006" xmlns:r="http://schemas.openxmlformats.org/officeDocument/2006/relationships" xmlns:w="http://schemas.openxmlformats.org/wordprocessingml/2006/main" xmlns:w14="http://schemas.microsoft.com/office/word/2010/wordml" xmlns:w15="http://schemas.microsoft.com/office/word/2012/wordml" xmlns:w16se="http://schemas.microsoft.com/office/word/2015/wordml/symex" mc:Ignorable="w14 w15 w16se">
+<w:styles xmlns:mc="http://schemas.openxmlformats.org/markup-compatibility/2006" xmlns:r="http://schemas.openxmlformats.org/officeDocument/2006/relationships" xmlns:w="http://schemas.openxmlformats.org/wordprocessingml/2006/main" xmlns:w14="http://schemas.microsoft.com/office/word/2010/wordml" xmlns:w15="http://schemas.microsoft.com/office/word/2012/wordml" mc:Ignorable="w14 w15">
   <w:docDefaults>
     <w:rPrDefault>
       <w:rPr>
@@ -948,7 +1112,7 @@
       </w:pPr>
     </w:pPrDefault>
   </w:docDefaults>
-  <w:latentStyles w:defLockedState="0" w:defUIPriority="99" w:defSemiHidden="0" w:defUnhideWhenUsed="0" w:defQFormat="0" w:count="371">
+  <w:latentStyles w:defLockedState="0" w:defUIPriority="99" w:defSemiHidden="0" w:defUnhideWhenUsed="0" w:defQFormat="0" w:count="375">
     <w:lsdException w:name="Normal" w:uiPriority="0" w:qFormat="1"/>
     <w:lsdException w:name="heading 1" w:uiPriority="9" w:qFormat="1"/>
     <w:lsdException w:name="heading 2" w:semiHidden="1" w:uiPriority="9" w:unhideWhenUsed="1" w:qFormat="1"/>
@@ -1028,6 +1192,7 @@
     <w:lsdException w:name="Date" w:semiHidden="1" w:unhideWhenUsed="1"/>
     <w:lsdException w:name="Body Text First Indent" w:semiHidden="1" w:unhideWhenUsed="1"/>
     <w:lsdException w:name="Body Text First Indent 2" w:semiHidden="1" w:unhideWhenUsed="1"/>
+    <w:lsdException w:name="Note Heading" w:semiHidden="1" w:unhideWhenUsed="1"/>
     <w:lsdException w:name="Body Text 2" w:semiHidden="1" w:unhideWhenUsed="1"/>
     <w:lsdException w:name="Body Text 3" w:semiHidden="1" w:unhideWhenUsed="1"/>
     <w:lsdException w:name="Body Text Indent 2" w:semiHidden="1" w:unhideWhenUsed="1"/>
@@ -1053,7 +1218,6 @@
     <w:lsdException w:name="HTML Sample" w:semiHidden="1" w:unhideWhenUsed="1"/>
     <w:lsdException w:name="HTML Typewriter" w:semiHidden="1" w:unhideWhenUsed="1"/>
     <w:lsdException w:name="HTML Variable" w:semiHidden="1" w:unhideWhenUsed="1"/>
-    <w:lsdException w:name="Normal Table" w:semiHidden="1" w:unhideWhenUsed="1"/>
     <w:lsdException w:name="annotation subject" w:semiHidden="1" w:unhideWhenUsed="1"/>
     <w:lsdException w:name="No List" w:semiHidden="1" w:unhideWhenUsed="1"/>
     <w:lsdException w:name="Outline List 1" w:semiHidden="1" w:unhideWhenUsed="1"/>
@@ -1097,10 +1261,8 @@
     <w:lsdException w:name="Table Elegant" w:semiHidden="1" w:unhideWhenUsed="1"/>
     <w:lsdException w:name="Table Professional" w:semiHidden="1" w:unhideWhenUsed="1"/>
     <w:lsdException w:name="Table Subtle 1" w:semiHidden="1" w:unhideWhenUsed="1"/>
-    <w:lsdException w:name="Table Subtle 2" w:semiHidden="1" w:unhideWhenUsed="1"/>
     <w:lsdException w:name="Table Web 1" w:semiHidden="1" w:unhideWhenUsed="1"/>
     <w:lsdException w:name="Table Web 2" w:semiHidden="1" w:unhideWhenUsed="1"/>
-    <w:lsdException w:name="Table Web 3" w:semiHidden="1" w:unhideWhenUsed="1"/>
     <w:lsdException w:name="Balloon Text" w:semiHidden="1" w:unhideWhenUsed="1"/>
     <w:lsdException w:name="Table Grid" w:uiPriority="39"/>
     <w:lsdException w:name="Table Theme" w:semiHidden="1" w:unhideWhenUsed="1"/>
@@ -1215,6 +1377,12 @@
     <w:lsdException w:name="Book Title" w:uiPriority="33" w:qFormat="1"/>
     <w:lsdException w:name="Bibliography" w:semiHidden="1" w:uiPriority="37" w:unhideWhenUsed="1"/>
     <w:lsdException w:name="TOC Heading" w:semiHidden="1" w:uiPriority="39" w:unhideWhenUsed="1" w:qFormat="1"/>
+    <w:lsdException w:name="Plain Table 1" w:uiPriority="41"/>
+    <w:lsdException w:name="Plain Table 2" w:uiPriority="42"/>
+    <w:lsdException w:name="Plain Table 3" w:uiPriority="43"/>
+    <w:lsdException w:name="Plain Table 4" w:uiPriority="44"/>
+    <w:lsdException w:name="Plain Table 5" w:uiPriority="45"/>
+    <w:lsdException w:name="Grid Table Light" w:uiPriority="40"/>
     <w:lsdException w:name="Grid Table 1 Light" w:uiPriority="46"/>
     <w:lsdException w:name="Grid Table 2" w:uiPriority="47"/>
     <w:lsdException w:name="Grid Table 3" w:uiPriority="48"/>
@@ -1313,6 +1481,10 @@
     <w:lsdException w:name="List Table 5 Dark Accent 6" w:uiPriority="50"/>
     <w:lsdException w:name="List Table 6 Colorful Accent 6" w:uiPriority="51"/>
     <w:lsdException w:name="List Table 7 Colorful Accent 6" w:uiPriority="52"/>
+    <w:lsdException w:name="Mention" w:semiHidden="1" w:unhideWhenUsed="1"/>
+    <w:lsdException w:name="Smart Hyperlink" w:semiHidden="1" w:unhideWhenUsed="1"/>
+    <w:lsdException w:name="Hashtag" w:semiHidden="1" w:unhideWhenUsed="1"/>
+    <w:lsdException w:name="Unresolved Mention" w:semiHidden="1" w:unhideWhenUsed="1"/>
   </w:latentStyles>
   <w:style w:type="paragraph" w:default="1" w:styleId="Normal">
     <w:name w:val="Normal"/>
